--- a/outputs/uk1/sha3_256/UK1_Dokumen_Penetapan_Metode.docx
+++ b/outputs/uk1/sha3_256/UK1_Dokumen_Penetapan_Metode.docx
@@ -33,7 +33,7 @@
     </w:p>
     <w:p>
       <w:r>
-        <w:t xml:space="preserve">Dibangkitkan: 2026-09-30T23:04:22+07:00 · mode: full · objek: </w:t>
+        <w:t xml:space="preserve">Dibangkitkan: 2026-10-01T09:16:57+07:00 · mode: full · objek: </w:t>
       </w:r>
       <w:r>
         <w:rPr>
@@ -490,6 +490,28 @@
           </w:p>
         </w:tc>
       </w:tr>
+      <w:tr>
+        <w:tc>
+          <w:tcPr>
+            <w:tcW w:type="dxa" w:w="4320"/>
+          </w:tcPr>
+          <w:p>
+            <w:r>
+              <w:t>Daftar algoritma diuji (algo_catalog)</w:t>
+            </w:r>
+          </w:p>
+        </w:tc>
+        <w:tc>
+          <w:tcPr>
+            <w:tcW w:type="dxa" w:w="4320"/>
+          </w:tcPr>
+          <w:p>
+            <w:r>
+              <w:t>33 kombinasi (block_cipher=6; stream_cipher=2; hash=7; mac=4; pkc_kem=7; signature=6; drbg=1); 6 peringatan tinggi; SHA3-256 termasuk daftar (strength 128, status acceptable) — algorithms_under_test.yaml</w:t>
+            </w:r>
+          </w:p>
+        </w:tc>
+      </w:tr>
     </w:tbl>
     <w:p/>
     <w:p>
@@ -8030,7 +8052,7 @@
           </w:tcPr>
           <w:p>
             <w:r>
-              <w:t>2,833.7</w:t>
+              <w:t>2,617.8</w:t>
             </w:r>
           </w:p>
         </w:tc>
@@ -8052,7 +8074,7 @@
           </w:tcPr>
           <w:p>
             <w:r>
-              <w:t>2,833.7</w:t>
+              <w:t>2,617.8</w:t>
             </w:r>
           </w:p>
         </w:tc>
@@ -8489,7 +8511,7 @@
           </w:tcPr>
           <w:p>
             <w:r>
-              <w:t>4.41 detik</w:t>
+              <w:t>4.78 detik</w:t>
             </w:r>
           </w:p>
         </w:tc>
@@ -8539,7 +8561,7 @@
           </w:tcPr>
           <w:p>
             <w:r>
-              <w:t>Estimasi 4.41 detik ≤ anggaran 24 jam</w:t>
+              <w:t>Estimasi 4.78 detik ≤ anggaran 24 jam</w:t>
             </w:r>
           </w:p>
         </w:tc>
@@ -8673,7 +8695,7 @@
           </w:tcPr>
           <w:p>
             <w:r>
-              <w:t>5.78 detik</w:t>
+              <w:t>6.26 detik</w:t>
             </w:r>
           </w:p>
         </w:tc>
@@ -8723,7 +8745,7 @@
           </w:tcPr>
           <w:p>
             <w:r>
-              <w:t>Estimasi 5.78 detik ≤ anggaran 24 jam</w:t>
+              <w:t>Estimasi 6.26 detik ≤ anggaran 24 jam</w:t>
             </w:r>
           </w:p>
         </w:tc>
@@ -8765,7 +8787,7 @@
           </w:tcPr>
           <w:p>
             <w:r>
-              <w:t>0.88 detik</w:t>
+              <w:t>0.96 detik</w:t>
             </w:r>
           </w:p>
         </w:tc>
@@ -8815,7 +8837,7 @@
           </w:tcPr>
           <w:p>
             <w:r>
-              <w:t>Estimasi 0.88 detik ≤ anggaran 24 jam</w:t>
+              <w:t>Estimasi 0.96 detik ≤ anggaran 24 jam</w:t>
             </w:r>
           </w:p>
         </w:tc>
@@ -8857,7 +8879,7 @@
           </w:tcPr>
           <w:p>
             <w:r>
-              <w:t>17.23 detik</w:t>
+              <w:t>18.65 detik</w:t>
             </w:r>
           </w:p>
         </w:tc>
@@ -8907,7 +8929,7 @@
           </w:tcPr>
           <w:p>
             <w:r>
-              <w:t>Estimasi 17.23 detik ≤ anggaran 24 jam</w:t>
+              <w:t>Estimasi 18.65 detik ≤ anggaran 24 jam</w:t>
             </w:r>
           </w:p>
         </w:tc>
@@ -8949,7 +8971,7 @@
           </w:tcPr>
           <w:p>
             <w:r>
-              <w:t>2^110.6 tahun</w:t>
+              <w:t>2^110.7 tahun</w:t>
             </w:r>
           </w:p>
         </w:tc>
@@ -8979,7 +9001,7 @@
           </w:tcPr>
           <w:p>
             <w:r>
-              <w:t>Trail/distinguisher diferensial pada 2–3 ronde tereduksi — 11.56 detik</w:t>
+              <w:t>Trail/distinguisher diferensial pada 2–3 ronde tereduksi — 12.52 detik</w:t>
             </w:r>
           </w:p>
         </w:tc>
@@ -8999,7 +9021,7 @@
           </w:tcPr>
           <w:p>
             <w:r>
-              <w:t>Versi penuh 2^110.6 tahun &gt; anggaran; versi tereduksi 11.56 detik</w:t>
+              <w:t>Versi penuh 2^110.7 tahun &gt; anggaran; versi tereduksi 12.52 detik</w:t>
             </w:r>
           </w:p>
         </w:tc>
@@ -9133,7 +9155,7 @@
           </w:tcPr>
           <w:p>
             <w:r>
-              <w:t>2^88.6 tahun</w:t>
+              <w:t>2^88.7 tahun</w:t>
             </w:r>
           </w:p>
         </w:tc>
@@ -9163,7 +9185,7 @@
           </w:tcPr>
           <w:p>
             <w:r>
-              <w:t>Birthday collision pada digest terpotong 32 bit (≈ 2^16 hash) — validasi rumus 2^(n/2) — 5.78 detik</w:t>
+              <w:t>Birthday collision pada digest terpotong 32 bit (≈ 2^16 hash) — validasi rumus 2^(n/2) — 6.26 detik</w:t>
             </w:r>
           </w:p>
         </w:tc>
@@ -9183,7 +9205,7 @@
           </w:tcPr>
           <w:p>
             <w:r>
-              <w:t>Versi penuh 2^88.6 tahun &gt; anggaran; versi tereduksi 5.78 detik</w:t>
+              <w:t>Versi penuh 2^88.7 tahun &gt; anggaran; versi tereduksi 6.26 detik</w:t>
             </w:r>
           </w:p>
         </w:tc>
@@ -9317,7 +9339,7 @@
           </w:tcPr>
           <w:p>
             <w:r>
-              <w:t>46.26 detik</w:t>
+              <w:t>50.07 detik</w:t>
             </w:r>
           </w:p>
         </w:tc>
@@ -9367,7 +9389,7 @@
           </w:tcPr>
           <w:p>
             <w:r>
-              <w:t>Estimasi 46.26 detik ≤ anggaran 24 jam</w:t>
+              <w:t>Estimasi 50.07 detik ≤ anggaran 24 jam</w:t>
             </w:r>
           </w:p>
         </w:tc>
@@ -9409,7 +9431,7 @@
           </w:tcPr>
           <w:p>
             <w:r>
-              <w:t>5.78 detik</w:t>
+              <w:t>6.26 detik</w:t>
             </w:r>
           </w:p>
         </w:tc>
@@ -9593,7 +9615,7 @@
           </w:tcPr>
           <w:p>
             <w:r>
-              <w:t>46.26 detik</w:t>
+              <w:t>50.07 detik</w:t>
             </w:r>
           </w:p>
         </w:tc>
@@ -9643,7 +9665,7 @@
           </w:tcPr>
           <w:p>
             <w:r>
-              <w:t>Estimasi 46.26 detik ≤ anggaran 24 jam</w:t>
+              <w:t>Estimasi 50.07 detik ≤ anggaran 24 jam</w:t>
             </w:r>
           </w:p>
         </w:tc>
@@ -10009,7 +10031,7 @@
           </w:tcPr>
           <w:p>
             <w:r>
-              <w:t>Skor 3.0 ≥ 1.0: relevan terhadap C-CHI. Estimasi 0.88 detik ≤ anggaran 24 jam</w:t>
+              <w:t>Skor 3.0 ≥ 1.0: relevan terhadap C-CHI. Estimasi 0.96 detik ≤ anggaran 24 jam</w:t>
             </w:r>
           </w:p>
         </w:tc>
@@ -10081,7 +10103,7 @@
           </w:tcPr>
           <w:p>
             <w:r>
-              <w:t>Skor 3.0 ≥ 1.0: relevan terhadap C-API. Estimasi 46.26 detik ≤ anggaran 24 jam</w:t>
+              <w:t>Skor 3.0 ≥ 1.0: relevan terhadap C-API. Estimasi 50.07 detik ≤ anggaran 24 jam</w:t>
             </w:r>
           </w:p>
         </w:tc>
@@ -10225,7 +10247,7 @@
           </w:tcPr>
           <w:p>
             <w:r>
-              <w:t>Skor 3.0 ≥ 1.0: relevan terhadap C-PLAT. Estimasi 46.26 detik ≤ anggaran 24 jam</w:t>
+              <w:t>Skor 3.0 ≥ 1.0: relevan terhadap C-PLAT. Estimasi 50.07 detik ≤ anggaran 24 jam</w:t>
             </w:r>
           </w:p>
         </w:tc>
@@ -10369,7 +10391,7 @@
           </w:tcPr>
           <w:p>
             <w:r>
-              <w:t>Skor 2.0 ≥ 1.0: relevan terhadap komponen OK (verifikasi). Estimasi 5.78 detik ≤ anggaran 24 jam</w:t>
+              <w:t>Skor 2.0 ≥ 1.0: relevan terhadap komponen OK (verifikasi). Estimasi 6.26 detik ≤ anggaran 24 jam</w:t>
             </w:r>
           </w:p>
         </w:tc>
@@ -10513,7 +10535,7 @@
           </w:tcPr>
           <w:p>
             <w:r>
-              <w:t>Skor 2.0 ≥ 1.0: relevan terhadap komponen OK (verifikasi). Estimasi 17.23 detik ≤ anggaran 24 jam</w:t>
+              <w:t>Skor 2.0 ≥ 1.0: relevan terhadap komponen OK (verifikasi). Estimasi 18.65 detik ≤ anggaran 24 jam</w:t>
             </w:r>
           </w:p>
         </w:tc>
@@ -10585,7 +10607,7 @@
           </w:tcPr>
           <w:p>
             <w:r>
-              <w:t>Skor 1.8 ≥ 1.0: relevan terhadap C-CHI. Versi penuh 2^110.6 tahun &gt; anggaran; versi tereduksi 11.56 detik</w:t>
+              <w:t>Skor 1.8 ≥ 1.0: relevan terhadap C-CHI. Versi penuh 2^110.7 tahun &gt; anggaran; versi tereduksi 12.52 detik</w:t>
             </w:r>
           </w:p>
         </w:tc>
@@ -10801,7 +10823,7 @@
           </w:tcPr>
           <w:p>
             <w:r>
-              <w:t>Wajib (kesesuaian standar / baseline keamanan). Estimasi 4.41 detik ≤ anggaran 24 jam</w:t>
+              <w:t>Wajib (kesesuaian standar / baseline keamanan). Estimasi 4.78 detik ≤ anggaran 24 jam</w:t>
             </w:r>
           </w:p>
         </w:tc>
@@ -11293,7 +11315,7 @@
           </w:tcPr>
           <w:p>
             <w:r>
-              <w:t>0.88 detik</w:t>
+              <w:t>0.96 detik</w:t>
             </w:r>
           </w:p>
         </w:tc>
@@ -11469,7 +11491,7 @@
           </w:tcPr>
           <w:p>
             <w:r>
-              <w:t>46.26 detik</w:t>
+              <w:t>50.07 detik</w:t>
             </w:r>
           </w:p>
         </w:tc>
@@ -11843,7 +11865,7 @@
           </w:tcPr>
           <w:p>
             <w:r>
-              <w:t>46.26 detik</w:t>
+              <w:t>50.07 detik</w:t>
             </w:r>
           </w:p>
         </w:tc>
@@ -12195,7 +12217,7 @@
           </w:tcPr>
           <w:p>
             <w:r>
-              <w:t>5.78 detik</w:t>
+              <w:t>6.26 detik</w:t>
             </w:r>
           </w:p>
         </w:tc>
@@ -12745,7 +12767,7 @@
           </w:tcPr>
           <w:p>
             <w:r>
-              <w:t>17.23 detik</w:t>
+              <w:t>18.65 detik</w:t>
             </w:r>
           </w:p>
         </w:tc>
@@ -12943,7 +12965,7 @@
           </w:tcPr>
           <w:p>
             <w:r>
-              <w:t>11.56 detik</w:t>
+              <w:t>12.52 detik</w:t>
             </w:r>
           </w:p>
         </w:tc>
@@ -13537,7 +13559,7 @@
           </w:tcPr>
           <w:p>
             <w:r>
-              <w:t>4.41 detik</w:t>
+              <w:t>4.78 detik</w:t>
             </w:r>
           </w:p>
         </w:tc>
@@ -14656,7 +14678,7 @@
           </w:tcPr>
           <w:p>
             <w:r>
-              <w:t>uk1_metode/profile.py, config/product_profile.yaml</w:t>
+              <w:t>uk1_metode/profile.py, config/product_profile.yaml, algo_catalog/ (Daftar Algoritma yang Diuji)</w:t>
             </w:r>
           </w:p>
         </w:tc>
@@ -14666,7 +14688,7 @@
           </w:tcPr>
           <w:p>
             <w:r>
-              <w:t>tests/test_uk1_ek1.py::test_kuk_1_1_*</w:t>
+              <w:t>tests/test_uk1_ek1.py::test_kuk_1_1_*, tests/test_algo_catalog.py</w:t>
             </w:r>
           </w:p>
         </w:tc>
